--- a/docs/casos-de-uso-v2/CU-10 Notificaciones Automáticas y Bitácora de Auditoría.docx
+++ b/docs/casos-de-uso-v2/CU-10 Notificaciones Automáticas y Bitácora de Auditoría.docx
@@ -60,7 +60,7 @@
           <w:sz w:val="22"/>
           <w:szCs w:val="22"/>
         </w:rPr>
-        <w:t xml:space="preserve">Versión 2.0</w:t>
+        <w:t xml:space="preserve">Versión 2.1</w:t>
       </w:r>
     </w:p>
     <w:p>
@@ -74,7 +74,7 @@
           <w:sz w:val="22"/>
           <w:szCs w:val="22"/>
         </w:rPr>
-        <w:t xml:space="preserve">Elaborado por Heydi Herrera, Daniel Lima   05/10/2026</w:t>
+        <w:t xml:space="preserve">Elaborado por Heydi Herrera, Daniel Lima   10/10/2026</w:t>
       </w:r>
     </w:p>
     <w:p>
@@ -473,6 +473,124 @@
           </w:p>
         </w:tc>
       </w:tr>
+      <w:tr>
+        <w:tc>
+          <w:tcPr>
+            <w:tcW w:type="dxa" w:w="2300"/>
+            <w:tcBorders>
+              <w:top w:val="single" w:color="999999" w:sz="4"/>
+              <w:left w:val="single" w:color="999999" w:sz="4"/>
+              <w:bottom w:val="single" w:color="999999" w:sz="4"/>
+              <w:right w:val="single" w:color="999999" w:sz="4"/>
+            </w:tcBorders>
+            <w:tcMar>
+              <w:top w:type="dxa" w:w="60"/>
+              <w:left w:type="dxa" w:w="100"/>
+              <w:bottom w:type="dxa" w:w="60"/>
+              <w:right w:type="dxa" w:w="100"/>
+            </w:tcMar>
+          </w:tcPr>
+          <w:p>
+            <w:r>
+              <w:rPr>
+                <w:rFonts w:ascii="Calibri" w:cs="Calibri" w:eastAsia="Calibri" w:hAnsi="Calibri"/>
+                <w:b w:val="false"/>
+                <w:bCs w:val="false"/>
+                <w:sz w:val="20"/>
+                <w:szCs w:val="20"/>
+              </w:rPr>
+              <w:t xml:space="preserve">Heydi Herrera, Daniel Lima</w:t>
+            </w:r>
+          </w:p>
+        </w:tc>
+        <w:tc>
+          <w:tcPr>
+            <w:tcW w:type="dxa" w:w="1400"/>
+            <w:tcBorders>
+              <w:top w:val="single" w:color="999999" w:sz="4"/>
+              <w:left w:val="single" w:color="999999" w:sz="4"/>
+              <w:bottom w:val="single" w:color="999999" w:sz="4"/>
+              <w:right w:val="single" w:color="999999" w:sz="4"/>
+            </w:tcBorders>
+            <w:tcMar>
+              <w:top w:type="dxa" w:w="60"/>
+              <w:left w:type="dxa" w:w="100"/>
+              <w:bottom w:type="dxa" w:w="60"/>
+              <w:right w:type="dxa" w:w="100"/>
+            </w:tcMar>
+          </w:tcPr>
+          <w:p>
+            <w:r>
+              <w:rPr>
+                <w:rFonts w:ascii="Calibri" w:cs="Calibri" w:eastAsia="Calibri" w:hAnsi="Calibri"/>
+                <w:b w:val="false"/>
+                <w:bCs w:val="false"/>
+                <w:sz w:val="20"/>
+                <w:szCs w:val="20"/>
+              </w:rPr>
+              <w:t xml:space="preserve">10/10/2026</w:t>
+            </w:r>
+          </w:p>
+        </w:tc>
+        <w:tc>
+          <w:tcPr>
+            <w:tcW w:type="dxa" w:w="4760"/>
+            <w:tcBorders>
+              <w:top w:val="single" w:color="999999" w:sz="4"/>
+              <w:left w:val="single" w:color="999999" w:sz="4"/>
+              <w:bottom w:val="single" w:color="999999" w:sz="4"/>
+              <w:right w:val="single" w:color="999999" w:sz="4"/>
+            </w:tcBorders>
+            <w:tcMar>
+              <w:top w:type="dxa" w:w="60"/>
+              <w:left w:type="dxa" w:w="100"/>
+              <w:bottom w:type="dxa" w:w="60"/>
+              <w:right w:type="dxa" w:w="100"/>
+            </w:tcMar>
+          </w:tcPr>
+          <w:p>
+            <w:r>
+              <w:rPr>
+                <w:rFonts w:ascii="Calibri" w:cs="Calibri" w:eastAsia="Calibri" w:hAnsi="Calibri"/>
+                <w:b w:val="false"/>
+                <w:bCs w:val="false"/>
+                <w:sz w:val="20"/>
+                <w:szCs w:val="20"/>
+              </w:rPr>
+              <w:t xml:space="preserve">Redacción más fluida de los flujos, con los nombres reales de botones, apartados y mensajes de la interfaz; se agregan los flujos de reasignación y aprobación de respuestas</w:t>
+            </w:r>
+          </w:p>
+        </w:tc>
+        <w:tc>
+          <w:tcPr>
+            <w:tcW w:type="dxa" w:w="900"/>
+            <w:tcBorders>
+              <w:top w:val="single" w:color="999999" w:sz="4"/>
+              <w:left w:val="single" w:color="999999" w:sz="4"/>
+              <w:bottom w:val="single" w:color="999999" w:sz="4"/>
+              <w:right w:val="single" w:color="999999" w:sz="4"/>
+            </w:tcBorders>
+            <w:tcMar>
+              <w:top w:type="dxa" w:w="60"/>
+              <w:left w:type="dxa" w:w="100"/>
+              <w:bottom w:type="dxa" w:w="60"/>
+              <w:right w:type="dxa" w:w="100"/>
+            </w:tcMar>
+          </w:tcPr>
+          <w:p>
+            <w:r>
+              <w:rPr>
+                <w:rFonts w:ascii="Calibri" w:cs="Calibri" w:eastAsia="Calibri" w:hAnsi="Calibri"/>
+                <w:b w:val="false"/>
+                <w:bCs w:val="false"/>
+                <w:sz w:val="20"/>
+                <w:szCs w:val="20"/>
+              </w:rPr>
+              <w:t xml:space="preserve">2.1</w:t>
+            </w:r>
+          </w:p>
+        </w:tc>
+      </w:tr>
     </w:tbl>
     <w:p>
       <w:pPr>
@@ -514,7 +632,7 @@
           <w:sz w:val="22"/>
           <w:szCs w:val="22"/>
         </w:rPr>
-        <w:t xml:space="preserve">Este caso de uso agrupa los dos procesos automáticos y transversales del sistema. Por un lado, informa automáticamente al usuario o al personal administrativo sobre los eventos relevantes de un caso, evitando que deban consultar continuamente el sistema. Por otro, registra de forma automática las acciones relevantes realizadas por usuarios y procesos, para dar trazabilidad (qué acción, quién o qué proceso, y cuándo).</w:t>
+        <w:t xml:space="preserve">Este caso de uso agrupa dos procesos automáticos que acompañan a todos los demás. El primero avisa por correo electrónico a los clientes y al personal cuando ocurre un evento importante de un caso, para que no tengan que revisar el sistema constantemente. El segundo deja constancia, en una bitácora que no se puede alterar, de las acciones relevantes realizadas en el sistema: qué se hizo, quién lo hizo y cuándo.</w:t>
       </w:r>
     </w:p>
     <w:p>
@@ -544,7 +662,7 @@
           <w:sz w:val="22"/>
           <w:szCs w:val="22"/>
         </w:rPr>
-        <w:t xml:space="preserve">Enviar notificaciones automáticas por correo cuando ocurra un evento relevante de un caso, y registrar en una bitácora inalterable las acciones realizadas en el sistema, permitiendo su consulta al Administrador General.</w:t>
+        <w:t xml:space="preserve">Mantener informados a los involucrados en cada caso mediante notificaciones automáticas, y garantizar la trazabilidad de las acciones del sistema, permitiendo su consulta por parte del personal autorizado.</w:t>
       </w:r>
     </w:p>
     <w:p>
@@ -596,7 +714,7 @@
           <w:sz w:val="22"/>
           <w:szCs w:val="22"/>
         </w:rPr>
-        <w:t xml:space="preserve">Usuario (receptor de notificaciones).</w:t>
+        <w:t xml:space="preserve">Usuario (cliente, receptor de notificaciones).</w:t>
       </w:r>
     </w:p>
     <w:p>
@@ -614,25 +732,7 @@
           <w:sz w:val="22"/>
           <w:szCs w:val="22"/>
         </w:rPr>
-        <w:t xml:space="preserve">Personal administrativo (receptor de notificaciones).</w:t>
-      </w:r>
-    </w:p>
-    <w:p>
-      <w:pPr>
-        <w:pStyle w:val="ListParagraph"/>
-        <w:numPr>
-          <w:ilvl w:val="0"/>
-          <w:numId w:val="2"/>
-        </w:numPr>
-        <w:spacing w:after="60"/>
-      </w:pPr>
-      <w:r>
-        <w:rPr>
-          <w:rFonts w:ascii="Calibri" w:cs="Calibri" w:eastAsia="Calibri" w:hAnsi="Calibri"/>
-          <w:sz w:val="22"/>
-          <w:szCs w:val="22"/>
-        </w:rPr>
-        <w:t xml:space="preserve">Usuarios del sistema (Usuario, Operador, Gerente, Administrador General) y procesos automáticos, como origen de las acciones auditables.</w:t>
+        <w:t xml:space="preserve">Personal administrativo (receptor de notificaciones y consulta).</w:t>
       </w:r>
     </w:p>
     <w:p>
@@ -721,7 +821,7 @@
           <w:sz w:val="22"/>
           <w:szCs w:val="22"/>
         </w:rPr>
-        <w:t xml:space="preserve">Flujo 1: debe ocurrir un evento definido en las reglas de notificación y existir un medio de comunicación disponible para el envío.</w:t>
+        <w:t xml:space="preserve">Flujo 1: ocurre un evento definido en las reglas de notificación y existe una dirección de correo para el destinatario.</w:t>
       </w:r>
     </w:p>
     <w:p>
@@ -739,7 +839,7 @@
           <w:sz w:val="22"/>
           <w:szCs w:val="22"/>
         </w:rPr>
-        <w:t xml:space="preserve">Flujo 2: debe producirse una acción definida como auditable y el sistema debe identificar al usuario o proceso que la ejecutó, cuando corresponda.</w:t>
+        <w:t xml:space="preserve">Flujo 2: se realiza una acción definida como auditable.</w:t>
       </w:r>
     </w:p>
     <w:p>
@@ -757,7 +857,7 @@
           <w:sz w:val="22"/>
           <w:szCs w:val="22"/>
         </w:rPr>
-        <w:t xml:space="preserve">Flujo 3: el usuario debe haber iniciado sesión con el rol de Administrador General.</w:t>
+        <w:t xml:space="preserve">Flujo 3: el usuario inició sesión como Administrador General (bitácora) o como Administrador General o Gerente (notificaciones).</w:t>
       </w:r>
     </w:p>
     <w:p>
@@ -808,7 +908,7 @@
           <w:sz w:val="22"/>
           <w:szCs w:val="22"/>
         </w:rPr>
-        <w:t xml:space="preserve">Ocurre un evento relevante relacionado con un caso: registro (CU-02), cancelación (CU-04), reapertura solicitada (CU-06), cambio de estado, asignación o reasignación, o emisión de una respuesta oficial (CU-07).</w:t>
+        <w:t xml:space="preserve">Ocurre un evento relevante de un caso: registro (CU-02), cancelación (CU-04), solicitud de reapertura (CU-06), cambio de estado, asignación o reasignación, o respuesta oficial (CU-07).</w:t>
       </w:r>
     </w:p>
     <w:p>
@@ -826,7 +926,7 @@
           <w:sz w:val="22"/>
           <w:szCs w:val="22"/>
         </w:rPr>
-        <w:t xml:space="preserve">El sistema identifica el caso y a los destinatarios asociados (usuario o personal interno).</w:t>
+        <w:t xml:space="preserve">El sistema identifica el caso y a los destinatarios que corresponden (cliente o personal interno).</w:t>
       </w:r>
     </w:p>
     <w:p>
@@ -844,7 +944,7 @@
           <w:sz w:val="22"/>
           <w:szCs w:val="22"/>
         </w:rPr>
-        <w:t xml:space="preserve">El sistema identifica el tipo de evento y selecciona la plantilla de notificación correspondiente.</w:t>
+        <w:t xml:space="preserve">El sistema elige la plantilla de mensaje según el tipo de evento.</w:t>
       </w:r>
     </w:p>
     <w:p>
@@ -862,7 +962,7 @@
           <w:sz w:val="22"/>
           <w:szCs w:val="22"/>
         </w:rPr>
-        <w:t xml:space="preserve">El sistema genera el mensaje dinámico con los siguientes parámetros (FA01, FA02):</w:t>
+        <w:t xml:space="preserve">El sistema arma el mensaje con los siguientes datos (FA01, FA02):</w:t>
       </w:r>
     </w:p>
     <w:tbl>
@@ -1152,7 +1252,7 @@
                 <w:sz w:val="20"/>
                 <w:szCs w:val="20"/>
               </w:rPr>
-              <w:t xml:space="preserve">asunto del correo electrónico</w:t>
+              <w:t xml:space="preserve">asunto del correo</w:t>
             </w:r>
           </w:p>
         </w:tc>
@@ -1270,7 +1370,7 @@
                 <w:sz w:val="20"/>
                 <w:szCs w:val="20"/>
               </w:rPr>
-              <w:t xml:space="preserve">código único del caso de referencia</w:t>
+              <w:t xml:space="preserve">código único del caso</w:t>
             </w:r>
           </w:p>
         </w:tc>
@@ -1388,7 +1488,7 @@
                 <w:sz w:val="20"/>
                 <w:szCs w:val="20"/>
               </w:rPr>
-              <w:t xml:space="preserve">cuerpo del mensaje / notificación</w:t>
+              <w:t xml:space="preserve">cuerpo del mensaje</w:t>
             </w:r>
           </w:p>
         </w:tc>
@@ -1506,7 +1606,7 @@
                 <w:sz w:val="20"/>
                 <w:szCs w:val="20"/>
               </w:rPr>
-              <w:t xml:space="preserve">fecha y hora del evento generado</w:t>
+              <w:t xml:space="preserve">fecha y hora del evento</w:t>
             </w:r>
           </w:p>
         </w:tc>
@@ -1627,7 +1727,7 @@
           <w:sz w:val="22"/>
           <w:szCs w:val="22"/>
         </w:rPr>
-        <w:t xml:space="preserve">El sistema envía la notificación a los destinatarios mediante correo electrónico. El cuerpo termina siempre con: “| Caso: &lt;código&gt; | Fecha y hora: DD/MM/AAAA HH:MM:SS”.</w:t>
+        <w:t xml:space="preserve">El sistema envía el correo. El cuerpo termina siempre con el código del caso y la fecha y hora, con la forma “| Caso: &lt;código&gt; | Fecha y hora: DD/MM/AAAA HH:MM:SS”.</w:t>
       </w:r>
     </w:p>
     <w:p>
@@ -1645,7 +1745,7 @@
           <w:sz w:val="22"/>
           <w:szCs w:val="22"/>
         </w:rPr>
-        <w:t xml:space="preserve">El sistema registra el resultado del envío en la base de datos (Enviado, Fallido, Omitido, Sin contacto válido o Revisión administrativa).</w:t>
+        <w:t xml:space="preserve">El sistema guarda el resultado del envío: Enviado, Fallido, Omitido, Sin contacto válido o Revisión administrativa.</w:t>
       </w:r>
     </w:p>
     <w:p>
@@ -1663,7 +1763,7 @@
           <w:sz w:val="22"/>
           <w:szCs w:val="22"/>
         </w:rPr>
-        <w:t xml:space="preserve">El destinatario recibe la notificación correspondiente.</w:t>
+        <w:t xml:space="preserve">El destinatario recibe el aviso. Si el personal tiene abierta la “Bandeja de casos”, aparece un aviso breve “Notificación automática enviada” con el asunto y el destino.</w:t>
       </w:r>
     </w:p>
     <w:p>
@@ -1697,7 +1797,7 @@
           <w:sz w:val="22"/>
           <w:szCs w:val="22"/>
         </w:rPr>
-        <w:t xml:space="preserve">Flujo normal básico 2 – Registrar bitácora de auditoría</w:t>
+        <w:t xml:space="preserve">Flujo normal básico 2 – Registrar la bitácora de auditoría</w:t>
       </w:r>
     </w:p>
     <w:p>
@@ -1715,7 +1815,7 @@
           <w:sz w:val="22"/>
           <w:szCs w:val="22"/>
         </w:rPr>
-        <w:t xml:space="preserve">Un usuario o proceso del sistema ejecuta una acción definida como auditable.</w:t>
+        <w:t xml:space="preserve">Un usuario o un proceso del sistema realiza una acción auditable (por ejemplo, registrar o cancelar un caso, cambiar su estado, responder, reasignar, modificar el perfil, restablecer una contraseña o administrar usuarios y catálogos).</w:t>
       </w:r>
     </w:p>
     <w:p>
@@ -1733,7 +1833,7 @@
           <w:sz w:val="22"/>
           <w:szCs w:val="22"/>
         </w:rPr>
-        <w:t xml:space="preserve">El sistema identifica el tipo de acción realizada.</w:t>
+        <w:t xml:space="preserve">El sistema identifica el tipo de acción.</w:t>
       </w:r>
     </w:p>
     <w:p>
@@ -1751,7 +1851,7 @@
           <w:sz w:val="22"/>
           <w:szCs w:val="22"/>
         </w:rPr>
-        <w:t xml:space="preserve">El sistema captura y estructura la información asociada al evento (FA03, FA04):</w:t>
+        <w:t xml:space="preserve">El sistema captura la siguiente información del evento (FA03, FA04):</w:t>
       </w:r>
     </w:p>
     <w:tbl>
@@ -2159,7 +2259,7 @@
                 <w:sz w:val="20"/>
                 <w:szCs w:val="20"/>
               </w:rPr>
-              <w:t xml:space="preserve">tipo de acción / operación ejecutada</w:t>
+              <w:t xml:space="preserve">tipo de acción / operación</w:t>
             </w:r>
           </w:p>
         </w:tc>
@@ -2306,7 +2406,7 @@
                 <w:sz w:val="20"/>
                 <w:szCs w:val="20"/>
               </w:rPr>
-              <w:t xml:space="preserve">texto alfabético (nombre del módulo)</w:t>
+              <w:t xml:space="preserve">texto alfabético</w:t>
             </w:r>
           </w:p>
         </w:tc>
@@ -2542,7 +2642,7 @@
                 <w:sz w:val="20"/>
                 <w:szCs w:val="20"/>
               </w:rPr>
-              <w:t xml:space="preserve">marca de tiempo YYYY-MM-DD HH:MM:SS.mmm</w:t>
+              <w:t xml:space="preserve">AAAA-MM-DD HH:MM:SS.mmm</w:t>
             </w:r>
           </w:p>
         </w:tc>
@@ -2631,7 +2731,7 @@
                 <w:sz w:val="20"/>
                 <w:szCs w:val="20"/>
               </w:rPr>
-              <w:t xml:space="preserve">valores anteriores y nuevos valores modificados</w:t>
+              <w:t xml:space="preserve">valores anteriores y nuevos</w:t>
             </w:r>
           </w:p>
         </w:tc>
@@ -2752,25 +2852,7 @@
           <w:sz w:val="22"/>
           <w:szCs w:val="22"/>
         </w:rPr>
-        <w:t xml:space="preserve">El sistema almacena el registro en la bitácora de auditoría de forma inalterable (FA03).</w:t>
-      </w:r>
-    </w:p>
-    <w:p>
-      <w:pPr>
-        <w:pStyle w:val="ListParagraph"/>
-        <w:numPr>
-          <w:ilvl w:val="0"/>
-          <w:numId w:val="4"/>
-        </w:numPr>
-        <w:spacing w:after="80"/>
-      </w:pPr>
-      <w:r>
-        <w:rPr>
-          <w:rFonts w:ascii="Calibri" w:cs="Calibri" w:eastAsia="Calibri" w:hAnsi="Calibri"/>
-          <w:sz w:val="22"/>
-          <w:szCs w:val="22"/>
-        </w:rPr>
-        <w:t xml:space="preserve">El sistema conserva el registro para futuras consultas administrativas.</w:t>
+        <w:t xml:space="preserve">El sistema guarda el registro de forma inalterable (FA03).</w:t>
       </w:r>
     </w:p>
     <w:p>
@@ -2804,7 +2886,7 @@
           <w:sz w:val="22"/>
           <w:szCs w:val="22"/>
         </w:rPr>
-        <w:t xml:space="preserve">Flujo normal básico 3 – Consultar la bitácora y las notificaciones</w:t>
+        <w:t xml:space="preserve">Flujo normal básico 3 – Consultar notificaciones y bitácora</w:t>
       </w:r>
     </w:p>
     <w:p>
@@ -2822,7 +2904,7 @@
           <w:sz w:val="22"/>
           <w:szCs w:val="22"/>
         </w:rPr>
-        <w:t xml:space="preserve">El Administrador General accede al módulo de bitácora de auditoría (FA05).</w:t>
+        <w:t xml:space="preserve">En la “Bandeja de casos”, la parte superior muestra los botones “Notificaciones (n)” (para el Administrador General y el Gerente) y “Bitácora (n)” (solo para el Administrador General) (FA05).</w:t>
       </w:r>
     </w:p>
     <w:p>
@@ -2840,7 +2922,7 @@
           <w:sz w:val="22"/>
           <w:szCs w:val="22"/>
         </w:rPr>
-        <w:t xml:space="preserve">El usuario indica los criterios de consulta, todos opcionales: fecha inicial y fecha final (DD/MM/AAAA), acción, módulo y tipo de actor.</w:t>
+        <w:t xml:space="preserve">El usuario presiona “Notificaciones”. El sistema abre la ventana “Bandeja de Notificaciones Automáticas”, con las columnas Caso, Destinatario, Rol, Asunto, Fecha/Hora y el estado del envío con su número de reintentos.</w:t>
       </w:r>
     </w:p>
     <w:p>
@@ -2858,7 +2940,7 @@
           <w:sz w:val="22"/>
           <w:szCs w:val="22"/>
         </w:rPr>
-        <w:t xml:space="preserve">El sistema muestra los registros que coinciden, del más reciente al más antiguo, con un máximo de registros por consulta.</w:t>
+        <w:t xml:space="preserve">El Administrador General presiona “Bitácora”. El sistema abre la ventana “Bitácora de Auditoría del Sistema”, con las columnas ID Auditoría, Fecha/Hora (Exacta), Usuario / Proceso, Operación, Módulo, IP y Detalles, de los eventos más recientes (hasta 200).</w:t>
       </w:r>
     </w:p>
     <w:p>
@@ -2876,7 +2958,808 @@
           <w:sz w:val="22"/>
           <w:szCs w:val="22"/>
         </w:rPr>
-        <w:t xml:space="preserve">El Administrador General puede revisar también el estado de las notificaciones enviadas y las que requieren revisión administrativa.</w:t>
+        <w:t xml:space="preserve">Sobre la tabla, la ventana ofrece filtros opcionales, que se pueden combinar (FA07):</w:t>
+      </w:r>
+    </w:p>
+    <w:tbl>
+      <w:tblPr>
+        <w:tblW w:type="dxa" w:w="9360"/>
+        <w:tblBorders>
+          <w:top w:val="single" w:color="auto" w:sz="4"/>
+          <w:left w:val="single" w:color="auto" w:sz="4"/>
+          <w:bottom w:val="single" w:color="auto" w:sz="4"/>
+          <w:right w:val="single" w:color="auto" w:sz="4"/>
+          <w:insideH w:val="single" w:color="auto" w:sz="4"/>
+          <w:insideV w:val="single" w:color="auto" w:sz="4"/>
+        </w:tblBorders>
+      </w:tblPr>
+      <w:tblGrid>
+        <w:gridCol w:w="2600"/>
+        <w:gridCol w:w="3000"/>
+        <w:gridCol w:w="1500"/>
+        <w:gridCol w:w="2260"/>
+      </w:tblGrid>
+      <w:tr>
+        <w:trPr>
+          <w:tblHeader/>
+        </w:trPr>
+        <w:tc>
+          <w:tcPr>
+            <w:tcW w:type="dxa" w:w="2600"/>
+            <w:tcBorders>
+              <w:top w:val="single" w:color="999999" w:sz="4"/>
+              <w:left w:val="single" w:color="999999" w:sz="4"/>
+              <w:bottom w:val="single" w:color="999999" w:sz="4"/>
+              <w:right w:val="single" w:color="999999" w:sz="4"/>
+            </w:tcBorders>
+            <w:shd w:fill="D9E2F3" w:color="auto" w:val="clear"/>
+            <w:tcMar>
+              <w:top w:type="dxa" w:w="60"/>
+              <w:left w:type="dxa" w:w="100"/>
+              <w:bottom w:type="dxa" w:w="60"/>
+              <w:right w:type="dxa" w:w="100"/>
+            </w:tcMar>
+          </w:tcPr>
+          <w:p>
+            <w:r>
+              <w:rPr>
+                <w:rFonts w:ascii="Calibri" w:cs="Calibri" w:eastAsia="Calibri" w:hAnsi="Calibri"/>
+                <w:b/>
+                <w:bCs/>
+                <w:sz w:val="20"/>
+                <w:szCs w:val="20"/>
+              </w:rPr>
+              <w:t xml:space="preserve">Nombre</w:t>
+            </w:r>
+          </w:p>
+        </w:tc>
+        <w:tc>
+          <w:tcPr>
+            <w:tcW w:type="dxa" w:w="3000"/>
+            <w:tcBorders>
+              <w:top w:val="single" w:color="999999" w:sz="4"/>
+              <w:left w:val="single" w:color="999999" w:sz="4"/>
+              <w:bottom w:val="single" w:color="999999" w:sz="4"/>
+              <w:right w:val="single" w:color="999999" w:sz="4"/>
+            </w:tcBorders>
+            <w:shd w:fill="D9E2F3" w:color="auto" w:val="clear"/>
+            <w:tcMar>
+              <w:top w:type="dxa" w:w="60"/>
+              <w:left w:type="dxa" w:w="100"/>
+              <w:bottom w:type="dxa" w:w="60"/>
+              <w:right w:type="dxa" w:w="100"/>
+            </w:tcMar>
+          </w:tcPr>
+          <w:p>
+            <w:r>
+              <w:rPr>
+                <w:rFonts w:ascii="Calibri" w:cs="Calibri" w:eastAsia="Calibri" w:hAnsi="Calibri"/>
+                <w:b/>
+                <w:bCs/>
+                <w:sz w:val="20"/>
+                <w:szCs w:val="20"/>
+              </w:rPr>
+              <w:t xml:space="preserve">Tipo</w:t>
+            </w:r>
+          </w:p>
+        </w:tc>
+        <w:tc>
+          <w:tcPr>
+            <w:tcW w:type="dxa" w:w="1500"/>
+            <w:tcBorders>
+              <w:top w:val="single" w:color="999999" w:sz="4"/>
+              <w:left w:val="single" w:color="999999" w:sz="4"/>
+              <w:bottom w:val="single" w:color="999999" w:sz="4"/>
+              <w:right w:val="single" w:color="999999" w:sz="4"/>
+            </w:tcBorders>
+            <w:shd w:fill="D9E2F3" w:color="auto" w:val="clear"/>
+            <w:tcMar>
+              <w:top w:type="dxa" w:w="60"/>
+              <w:left w:type="dxa" w:w="100"/>
+              <w:bottom w:type="dxa" w:w="60"/>
+              <w:right w:type="dxa" w:w="100"/>
+            </w:tcMar>
+          </w:tcPr>
+          <w:p>
+            <w:r>
+              <w:rPr>
+                <w:rFonts w:ascii="Calibri" w:cs="Calibri" w:eastAsia="Calibri" w:hAnsi="Calibri"/>
+                <w:b/>
+                <w:bCs/>
+                <w:sz w:val="20"/>
+                <w:szCs w:val="20"/>
+              </w:rPr>
+              <w:t xml:space="preserve">Obligatoriedad</w:t>
+            </w:r>
+          </w:p>
+        </w:tc>
+        <w:tc>
+          <w:tcPr>
+            <w:tcW w:type="dxa" w:w="2260"/>
+            <w:tcBorders>
+              <w:top w:val="single" w:color="999999" w:sz="4"/>
+              <w:left w:val="single" w:color="999999" w:sz="4"/>
+              <w:bottom w:val="single" w:color="999999" w:sz="4"/>
+              <w:right w:val="single" w:color="999999" w:sz="4"/>
+            </w:tcBorders>
+            <w:shd w:fill="D9E2F3" w:color="auto" w:val="clear"/>
+            <w:tcMar>
+              <w:top w:type="dxa" w:w="60"/>
+              <w:left w:type="dxa" w:w="100"/>
+              <w:bottom w:type="dxa" w:w="60"/>
+              <w:right w:type="dxa" w:w="100"/>
+            </w:tcMar>
+          </w:tcPr>
+          <w:p>
+            <w:r>
+              <w:rPr>
+                <w:rFonts w:ascii="Calibri" w:cs="Calibri" w:eastAsia="Calibri" w:hAnsi="Calibri"/>
+                <w:b/>
+                <w:bCs/>
+                <w:sz w:val="20"/>
+                <w:szCs w:val="20"/>
+              </w:rPr>
+              <w:t xml:space="preserve">Tamaño</w:t>
+            </w:r>
+          </w:p>
+        </w:tc>
+      </w:tr>
+      <w:tr>
+        <w:tc>
+          <w:tcPr>
+            <w:tcW w:type="dxa" w:w="2600"/>
+            <w:tcBorders>
+              <w:top w:val="single" w:color="999999" w:sz="4"/>
+              <w:left w:val="single" w:color="999999" w:sz="4"/>
+              <w:bottom w:val="single" w:color="999999" w:sz="4"/>
+              <w:right w:val="single" w:color="999999" w:sz="4"/>
+            </w:tcBorders>
+            <w:tcMar>
+              <w:top w:type="dxa" w:w="60"/>
+              <w:left w:type="dxa" w:w="100"/>
+              <w:bottom w:type="dxa" w:w="60"/>
+              <w:right w:type="dxa" w:w="100"/>
+            </w:tcMar>
+          </w:tcPr>
+          <w:p>
+            <w:r>
+              <w:rPr>
+                <w:rFonts w:ascii="Calibri" w:cs="Calibri" w:eastAsia="Calibri" w:hAnsi="Calibri"/>
+                <w:b w:val="false"/>
+                <w:bCs w:val="false"/>
+                <w:sz w:val="20"/>
+                <w:szCs w:val="20"/>
+              </w:rPr>
+              <w:t xml:space="preserve">Fecha inicial</w:t>
+            </w:r>
+          </w:p>
+        </w:tc>
+        <w:tc>
+          <w:tcPr>
+            <w:tcW w:type="dxa" w:w="3000"/>
+            <w:tcBorders>
+              <w:top w:val="single" w:color="999999" w:sz="4"/>
+              <w:left w:val="single" w:color="999999" w:sz="4"/>
+              <w:bottom w:val="single" w:color="999999" w:sz="4"/>
+              <w:right w:val="single" w:color="999999" w:sz="4"/>
+            </w:tcBorders>
+            <w:tcMar>
+              <w:top w:type="dxa" w:w="60"/>
+              <w:left w:type="dxa" w:w="100"/>
+              <w:bottom w:type="dxa" w:w="60"/>
+              <w:right w:type="dxa" w:w="100"/>
+            </w:tcMar>
+          </w:tcPr>
+          <w:p>
+            <w:r>
+              <w:rPr>
+                <w:rFonts w:ascii="Calibri" w:cs="Calibri" w:eastAsia="Calibri" w:hAnsi="Calibri"/>
+                <w:b w:val="false"/>
+                <w:bCs w:val="false"/>
+                <w:sz w:val="20"/>
+                <w:szCs w:val="20"/>
+              </w:rPr>
+              <w:t xml:space="preserve">formato fecha DD/MM/AAAA</w:t>
+            </w:r>
+          </w:p>
+        </w:tc>
+        <w:tc>
+          <w:tcPr>
+            <w:tcW w:type="dxa" w:w="1500"/>
+            <w:tcBorders>
+              <w:top w:val="single" w:color="999999" w:sz="4"/>
+              <w:left w:val="single" w:color="999999" w:sz="4"/>
+              <w:bottom w:val="single" w:color="999999" w:sz="4"/>
+              <w:right w:val="single" w:color="999999" w:sz="4"/>
+            </w:tcBorders>
+            <w:tcMar>
+              <w:top w:type="dxa" w:w="60"/>
+              <w:left w:type="dxa" w:w="100"/>
+              <w:bottom w:type="dxa" w:w="60"/>
+              <w:right w:type="dxa" w:w="100"/>
+            </w:tcMar>
+          </w:tcPr>
+          <w:p>
+            <w:r>
+              <w:rPr>
+                <w:rFonts w:ascii="Calibri" w:cs="Calibri" w:eastAsia="Calibri" w:hAnsi="Calibri"/>
+                <w:b w:val="false"/>
+                <w:bCs w:val="false"/>
+                <w:sz w:val="20"/>
+                <w:szCs w:val="20"/>
+              </w:rPr>
+              <w:t xml:space="preserve">No</w:t>
+            </w:r>
+          </w:p>
+        </w:tc>
+        <w:tc>
+          <w:tcPr>
+            <w:tcW w:type="dxa" w:w="2260"/>
+            <w:tcBorders>
+              <w:top w:val="single" w:color="999999" w:sz="4"/>
+              <w:left w:val="single" w:color="999999" w:sz="4"/>
+              <w:bottom w:val="single" w:color="999999" w:sz="4"/>
+              <w:right w:val="single" w:color="999999" w:sz="4"/>
+            </w:tcBorders>
+            <w:tcMar>
+              <w:top w:type="dxa" w:w="60"/>
+              <w:left w:type="dxa" w:w="100"/>
+              <w:bottom w:type="dxa" w:w="60"/>
+              <w:right w:type="dxa" w:w="100"/>
+            </w:tcMar>
+          </w:tcPr>
+          <w:p>
+            <w:r>
+              <w:rPr>
+                <w:rFonts w:ascii="Calibri" w:cs="Calibri" w:eastAsia="Calibri" w:hAnsi="Calibri"/>
+                <w:b w:val="false"/>
+                <w:bCs w:val="false"/>
+                <w:sz w:val="20"/>
+                <w:szCs w:val="20"/>
+              </w:rPr>
+              <w:t xml:space="preserve">10 caracteres</w:t>
+            </w:r>
+          </w:p>
+        </w:tc>
+      </w:tr>
+      <w:tr>
+        <w:tc>
+          <w:tcPr>
+            <w:tcW w:type="dxa" w:w="2600"/>
+            <w:tcBorders>
+              <w:top w:val="single" w:color="999999" w:sz="4"/>
+              <w:left w:val="single" w:color="999999" w:sz="4"/>
+              <w:bottom w:val="single" w:color="999999" w:sz="4"/>
+              <w:right w:val="single" w:color="999999" w:sz="4"/>
+            </w:tcBorders>
+            <w:tcMar>
+              <w:top w:type="dxa" w:w="60"/>
+              <w:left w:type="dxa" w:w="100"/>
+              <w:bottom w:type="dxa" w:w="60"/>
+              <w:right w:type="dxa" w:w="100"/>
+            </w:tcMar>
+          </w:tcPr>
+          <w:p>
+            <w:r>
+              <w:rPr>
+                <w:rFonts w:ascii="Calibri" w:cs="Calibri" w:eastAsia="Calibri" w:hAnsi="Calibri"/>
+                <w:b w:val="false"/>
+                <w:bCs w:val="false"/>
+                <w:sz w:val="20"/>
+                <w:szCs w:val="20"/>
+              </w:rPr>
+              <w:t xml:space="preserve">Fecha final</w:t>
+            </w:r>
+          </w:p>
+        </w:tc>
+        <w:tc>
+          <w:tcPr>
+            <w:tcW w:type="dxa" w:w="3000"/>
+            <w:tcBorders>
+              <w:top w:val="single" w:color="999999" w:sz="4"/>
+              <w:left w:val="single" w:color="999999" w:sz="4"/>
+              <w:bottom w:val="single" w:color="999999" w:sz="4"/>
+              <w:right w:val="single" w:color="999999" w:sz="4"/>
+            </w:tcBorders>
+            <w:tcMar>
+              <w:top w:type="dxa" w:w="60"/>
+              <w:left w:type="dxa" w:w="100"/>
+              <w:bottom w:type="dxa" w:w="60"/>
+              <w:right w:type="dxa" w:w="100"/>
+            </w:tcMar>
+          </w:tcPr>
+          <w:p>
+            <w:r>
+              <w:rPr>
+                <w:rFonts w:ascii="Calibri" w:cs="Calibri" w:eastAsia="Calibri" w:hAnsi="Calibri"/>
+                <w:b w:val="false"/>
+                <w:bCs w:val="false"/>
+                <w:sz w:val="20"/>
+                <w:szCs w:val="20"/>
+              </w:rPr>
+              <w:t xml:space="preserve">formato fecha DD/MM/AAAA</w:t>
+            </w:r>
+          </w:p>
+        </w:tc>
+        <w:tc>
+          <w:tcPr>
+            <w:tcW w:type="dxa" w:w="1500"/>
+            <w:tcBorders>
+              <w:top w:val="single" w:color="999999" w:sz="4"/>
+              <w:left w:val="single" w:color="999999" w:sz="4"/>
+              <w:bottom w:val="single" w:color="999999" w:sz="4"/>
+              <w:right w:val="single" w:color="999999" w:sz="4"/>
+            </w:tcBorders>
+            <w:tcMar>
+              <w:top w:type="dxa" w:w="60"/>
+              <w:left w:type="dxa" w:w="100"/>
+              <w:bottom w:type="dxa" w:w="60"/>
+              <w:right w:type="dxa" w:w="100"/>
+            </w:tcMar>
+          </w:tcPr>
+          <w:p>
+            <w:r>
+              <w:rPr>
+                <w:rFonts w:ascii="Calibri" w:cs="Calibri" w:eastAsia="Calibri" w:hAnsi="Calibri"/>
+                <w:b w:val="false"/>
+                <w:bCs w:val="false"/>
+                <w:sz w:val="20"/>
+                <w:szCs w:val="20"/>
+              </w:rPr>
+              <w:t xml:space="preserve">No</w:t>
+            </w:r>
+          </w:p>
+        </w:tc>
+        <w:tc>
+          <w:tcPr>
+            <w:tcW w:type="dxa" w:w="2260"/>
+            <w:tcBorders>
+              <w:top w:val="single" w:color="999999" w:sz="4"/>
+              <w:left w:val="single" w:color="999999" w:sz="4"/>
+              <w:bottom w:val="single" w:color="999999" w:sz="4"/>
+              <w:right w:val="single" w:color="999999" w:sz="4"/>
+            </w:tcBorders>
+            <w:tcMar>
+              <w:top w:type="dxa" w:w="60"/>
+              <w:left w:type="dxa" w:w="100"/>
+              <w:bottom w:type="dxa" w:w="60"/>
+              <w:right w:type="dxa" w:w="100"/>
+            </w:tcMar>
+          </w:tcPr>
+          <w:p>
+            <w:r>
+              <w:rPr>
+                <w:rFonts w:ascii="Calibri" w:cs="Calibri" w:eastAsia="Calibri" w:hAnsi="Calibri"/>
+                <w:b w:val="false"/>
+                <w:bCs w:val="false"/>
+                <w:sz w:val="20"/>
+                <w:szCs w:val="20"/>
+              </w:rPr>
+              <w:t xml:space="preserve">10 caracteres</w:t>
+            </w:r>
+          </w:p>
+        </w:tc>
+      </w:tr>
+      <w:tr>
+        <w:tc>
+          <w:tcPr>
+            <w:tcW w:type="dxa" w:w="2600"/>
+            <w:tcBorders>
+              <w:top w:val="single" w:color="999999" w:sz="4"/>
+              <w:left w:val="single" w:color="999999" w:sz="4"/>
+              <w:bottom w:val="single" w:color="999999" w:sz="4"/>
+              <w:right w:val="single" w:color="999999" w:sz="4"/>
+            </w:tcBorders>
+            <w:tcMar>
+              <w:top w:type="dxa" w:w="60"/>
+              <w:left w:type="dxa" w:w="100"/>
+              <w:bottom w:type="dxa" w:w="60"/>
+              <w:right w:type="dxa" w:w="100"/>
+            </w:tcMar>
+          </w:tcPr>
+          <w:p>
+            <w:r>
+              <w:rPr>
+                <w:rFonts w:ascii="Calibri" w:cs="Calibri" w:eastAsia="Calibri" w:hAnsi="Calibri"/>
+                <w:b w:val="false"/>
+                <w:bCs w:val="false"/>
+                <w:sz w:val="20"/>
+                <w:szCs w:val="20"/>
+              </w:rPr>
+              <w:t xml:space="preserve">Operación</w:t>
+            </w:r>
+          </w:p>
+        </w:tc>
+        <w:tc>
+          <w:tcPr>
+            <w:tcW w:type="dxa" w:w="3000"/>
+            <w:tcBorders>
+              <w:top w:val="single" w:color="999999" w:sz="4"/>
+              <w:left w:val="single" w:color="999999" w:sz="4"/>
+              <w:bottom w:val="single" w:color="999999" w:sz="4"/>
+              <w:right w:val="single" w:color="999999" w:sz="4"/>
+            </w:tcBorders>
+            <w:tcMar>
+              <w:top w:type="dxa" w:w="60"/>
+              <w:left w:type="dxa" w:w="100"/>
+              <w:bottom w:type="dxa" w:w="60"/>
+              <w:right w:type="dxa" w:w="100"/>
+            </w:tcMar>
+          </w:tcPr>
+          <w:p>
+            <w:r>
+              <w:rPr>
+                <w:rFonts w:ascii="Calibri" w:cs="Calibri" w:eastAsia="Calibri" w:hAnsi="Calibri"/>
+                <w:b w:val="false"/>
+                <w:bCs w:val="false"/>
+                <w:sz w:val="20"/>
+                <w:szCs w:val="20"/>
+              </w:rPr>
+              <w:t xml:space="preserve">texto</w:t>
+            </w:r>
+          </w:p>
+        </w:tc>
+        <w:tc>
+          <w:tcPr>
+            <w:tcW w:type="dxa" w:w="1500"/>
+            <w:tcBorders>
+              <w:top w:val="single" w:color="999999" w:sz="4"/>
+              <w:left w:val="single" w:color="999999" w:sz="4"/>
+              <w:bottom w:val="single" w:color="999999" w:sz="4"/>
+              <w:right w:val="single" w:color="999999" w:sz="4"/>
+            </w:tcBorders>
+            <w:tcMar>
+              <w:top w:type="dxa" w:w="60"/>
+              <w:left w:type="dxa" w:w="100"/>
+              <w:bottom w:type="dxa" w:w="60"/>
+              <w:right w:type="dxa" w:w="100"/>
+            </w:tcMar>
+          </w:tcPr>
+          <w:p>
+            <w:r>
+              <w:rPr>
+                <w:rFonts w:ascii="Calibri" w:cs="Calibri" w:eastAsia="Calibri" w:hAnsi="Calibri"/>
+                <w:b w:val="false"/>
+                <w:bCs w:val="false"/>
+                <w:sz w:val="20"/>
+                <w:szCs w:val="20"/>
+              </w:rPr>
+              <w:t xml:space="preserve">No</w:t>
+            </w:r>
+          </w:p>
+        </w:tc>
+        <w:tc>
+          <w:tcPr>
+            <w:tcW w:type="dxa" w:w="2260"/>
+            <w:tcBorders>
+              <w:top w:val="single" w:color="999999" w:sz="4"/>
+              <w:left w:val="single" w:color="999999" w:sz="4"/>
+              <w:bottom w:val="single" w:color="999999" w:sz="4"/>
+              <w:right w:val="single" w:color="999999" w:sz="4"/>
+            </w:tcBorders>
+            <w:tcMar>
+              <w:top w:type="dxa" w:w="60"/>
+              <w:left w:type="dxa" w:w="100"/>
+              <w:bottom w:type="dxa" w:w="60"/>
+              <w:right w:type="dxa" w:w="100"/>
+            </w:tcMar>
+          </w:tcPr>
+          <w:p>
+            <w:r>
+              <w:rPr>
+                <w:rFonts w:ascii="Calibri" w:cs="Calibri" w:eastAsia="Calibri" w:hAnsi="Calibri"/>
+                <w:b w:val="false"/>
+                <w:bCs w:val="false"/>
+                <w:sz w:val="20"/>
+                <w:szCs w:val="20"/>
+              </w:rPr>
+              <w:t xml:space="preserve">50 caracteres</w:t>
+            </w:r>
+          </w:p>
+        </w:tc>
+      </w:tr>
+      <w:tr>
+        <w:tc>
+          <w:tcPr>
+            <w:tcW w:type="dxa" w:w="2600"/>
+            <w:tcBorders>
+              <w:top w:val="single" w:color="999999" w:sz="4"/>
+              <w:left w:val="single" w:color="999999" w:sz="4"/>
+              <w:bottom w:val="single" w:color="999999" w:sz="4"/>
+              <w:right w:val="single" w:color="999999" w:sz="4"/>
+            </w:tcBorders>
+            <w:tcMar>
+              <w:top w:type="dxa" w:w="60"/>
+              <w:left w:type="dxa" w:w="100"/>
+              <w:bottom w:type="dxa" w:w="60"/>
+              <w:right w:type="dxa" w:w="100"/>
+            </w:tcMar>
+          </w:tcPr>
+          <w:p>
+            <w:r>
+              <w:rPr>
+                <w:rFonts w:ascii="Calibri" w:cs="Calibri" w:eastAsia="Calibri" w:hAnsi="Calibri"/>
+                <w:b w:val="false"/>
+                <w:bCs w:val="false"/>
+                <w:sz w:val="20"/>
+                <w:szCs w:val="20"/>
+              </w:rPr>
+              <w:t xml:space="preserve">Módulo</w:t>
+            </w:r>
+          </w:p>
+        </w:tc>
+        <w:tc>
+          <w:tcPr>
+            <w:tcW w:type="dxa" w:w="3000"/>
+            <w:tcBorders>
+              <w:top w:val="single" w:color="999999" w:sz="4"/>
+              <w:left w:val="single" w:color="999999" w:sz="4"/>
+              <w:bottom w:val="single" w:color="999999" w:sz="4"/>
+              <w:right w:val="single" w:color="999999" w:sz="4"/>
+            </w:tcBorders>
+            <w:tcMar>
+              <w:top w:type="dxa" w:w="60"/>
+              <w:left w:type="dxa" w:w="100"/>
+              <w:bottom w:type="dxa" w:w="60"/>
+              <w:right w:type="dxa" w:w="100"/>
+            </w:tcMar>
+          </w:tcPr>
+          <w:p>
+            <w:r>
+              <w:rPr>
+                <w:rFonts w:ascii="Calibri" w:cs="Calibri" w:eastAsia="Calibri" w:hAnsi="Calibri"/>
+                <w:b w:val="false"/>
+                <w:bCs w:val="false"/>
+                <w:sz w:val="20"/>
+                <w:szCs w:val="20"/>
+              </w:rPr>
+              <w:t xml:space="preserve">texto</w:t>
+            </w:r>
+          </w:p>
+        </w:tc>
+        <w:tc>
+          <w:tcPr>
+            <w:tcW w:type="dxa" w:w="1500"/>
+            <w:tcBorders>
+              <w:top w:val="single" w:color="999999" w:sz="4"/>
+              <w:left w:val="single" w:color="999999" w:sz="4"/>
+              <w:bottom w:val="single" w:color="999999" w:sz="4"/>
+              <w:right w:val="single" w:color="999999" w:sz="4"/>
+            </w:tcBorders>
+            <w:tcMar>
+              <w:top w:type="dxa" w:w="60"/>
+              <w:left w:type="dxa" w:w="100"/>
+              <w:bottom w:type="dxa" w:w="60"/>
+              <w:right w:type="dxa" w:w="100"/>
+            </w:tcMar>
+          </w:tcPr>
+          <w:p>
+            <w:r>
+              <w:rPr>
+                <w:rFonts w:ascii="Calibri" w:cs="Calibri" w:eastAsia="Calibri" w:hAnsi="Calibri"/>
+                <w:b w:val="false"/>
+                <w:bCs w:val="false"/>
+                <w:sz w:val="20"/>
+                <w:szCs w:val="20"/>
+              </w:rPr>
+              <w:t xml:space="preserve">No</w:t>
+            </w:r>
+          </w:p>
+        </w:tc>
+        <w:tc>
+          <w:tcPr>
+            <w:tcW w:type="dxa" w:w="2260"/>
+            <w:tcBorders>
+              <w:top w:val="single" w:color="999999" w:sz="4"/>
+              <w:left w:val="single" w:color="999999" w:sz="4"/>
+              <w:bottom w:val="single" w:color="999999" w:sz="4"/>
+              <w:right w:val="single" w:color="999999" w:sz="4"/>
+            </w:tcBorders>
+            <w:tcMar>
+              <w:top w:type="dxa" w:w="60"/>
+              <w:left w:type="dxa" w:w="100"/>
+              <w:bottom w:type="dxa" w:w="60"/>
+              <w:right w:type="dxa" w:w="100"/>
+            </w:tcMar>
+          </w:tcPr>
+          <w:p>
+            <w:r>
+              <w:rPr>
+                <w:rFonts w:ascii="Calibri" w:cs="Calibri" w:eastAsia="Calibri" w:hAnsi="Calibri"/>
+                <w:b w:val="false"/>
+                <w:bCs w:val="false"/>
+                <w:sz w:val="20"/>
+                <w:szCs w:val="20"/>
+              </w:rPr>
+              <w:t xml:space="preserve">40 caracteres</w:t>
+            </w:r>
+          </w:p>
+        </w:tc>
+      </w:tr>
+      <w:tr>
+        <w:tc>
+          <w:tcPr>
+            <w:tcW w:type="dxa" w:w="2600"/>
+            <w:tcBorders>
+              <w:top w:val="single" w:color="999999" w:sz="4"/>
+              <w:left w:val="single" w:color="999999" w:sz="4"/>
+              <w:bottom w:val="single" w:color="999999" w:sz="4"/>
+              <w:right w:val="single" w:color="999999" w:sz="4"/>
+            </w:tcBorders>
+            <w:tcMar>
+              <w:top w:type="dxa" w:w="60"/>
+              <w:left w:type="dxa" w:w="100"/>
+              <w:bottom w:type="dxa" w:w="60"/>
+              <w:right w:type="dxa" w:w="100"/>
+            </w:tcMar>
+          </w:tcPr>
+          <w:p>
+            <w:r>
+              <w:rPr>
+                <w:rFonts w:ascii="Calibri" w:cs="Calibri" w:eastAsia="Calibri" w:hAnsi="Calibri"/>
+                <w:b w:val="false"/>
+                <w:bCs w:val="false"/>
+                <w:sz w:val="20"/>
+                <w:szCs w:val="20"/>
+              </w:rPr>
+              <w:t xml:space="preserve">Tipo de actor</w:t>
+            </w:r>
+          </w:p>
+        </w:tc>
+        <w:tc>
+          <w:tcPr>
+            <w:tcW w:type="dxa" w:w="3000"/>
+            <w:tcBorders>
+              <w:top w:val="single" w:color="999999" w:sz="4"/>
+              <w:left w:val="single" w:color="999999" w:sz="4"/>
+              <w:bottom w:val="single" w:color="999999" w:sz="4"/>
+              <w:right w:val="single" w:color="999999" w:sz="4"/>
+            </w:tcBorders>
+            <w:tcMar>
+              <w:top w:type="dxa" w:w="60"/>
+              <w:left w:type="dxa" w:w="100"/>
+              <w:bottom w:type="dxa" w:w="60"/>
+              <w:right w:type="dxa" w:w="100"/>
+            </w:tcMar>
+          </w:tcPr>
+          <w:p>
+            <w:r>
+              <w:rPr>
+                <w:rFonts w:ascii="Calibri" w:cs="Calibri" w:eastAsia="Calibri" w:hAnsi="Calibri"/>
+                <w:b w:val="false"/>
+                <w:bCs w:val="false"/>
+                <w:sz w:val="20"/>
+                <w:szCs w:val="20"/>
+              </w:rPr>
+              <w:t xml:space="preserve">Todos, Cliente, Personal interno o Sistema</w:t>
+            </w:r>
+          </w:p>
+        </w:tc>
+        <w:tc>
+          <w:tcPr>
+            <w:tcW w:type="dxa" w:w="1500"/>
+            <w:tcBorders>
+              <w:top w:val="single" w:color="999999" w:sz="4"/>
+              <w:left w:val="single" w:color="999999" w:sz="4"/>
+              <w:bottom w:val="single" w:color="999999" w:sz="4"/>
+              <w:right w:val="single" w:color="999999" w:sz="4"/>
+            </w:tcBorders>
+            <w:tcMar>
+              <w:top w:type="dxa" w:w="60"/>
+              <w:left w:type="dxa" w:w="100"/>
+              <w:bottom w:type="dxa" w:w="60"/>
+              <w:right w:type="dxa" w:w="100"/>
+            </w:tcMar>
+          </w:tcPr>
+          <w:p>
+            <w:r>
+              <w:rPr>
+                <w:rFonts w:ascii="Calibri" w:cs="Calibri" w:eastAsia="Calibri" w:hAnsi="Calibri"/>
+                <w:b w:val="false"/>
+                <w:bCs w:val="false"/>
+                <w:sz w:val="20"/>
+                <w:szCs w:val="20"/>
+              </w:rPr>
+              <w:t xml:space="preserve">No</w:t>
+            </w:r>
+          </w:p>
+        </w:tc>
+        <w:tc>
+          <w:tcPr>
+            <w:tcW w:type="dxa" w:w="2260"/>
+            <w:tcBorders>
+              <w:top w:val="single" w:color="999999" w:sz="4"/>
+              <w:left w:val="single" w:color="999999" w:sz="4"/>
+              <w:bottom w:val="single" w:color="999999" w:sz="4"/>
+              <w:right w:val="single" w:color="999999" w:sz="4"/>
+            </w:tcBorders>
+            <w:tcMar>
+              <w:top w:type="dxa" w:w="60"/>
+              <w:left w:type="dxa" w:w="100"/>
+              <w:bottom w:type="dxa" w:w="60"/>
+              <w:right w:type="dxa" w:w="100"/>
+            </w:tcMar>
+          </w:tcPr>
+          <w:p>
+            <w:r>
+              <w:rPr>
+                <w:rFonts w:ascii="Calibri" w:cs="Calibri" w:eastAsia="Calibri" w:hAnsi="Calibri"/>
+                <w:b w:val="false"/>
+                <w:bCs w:val="false"/>
+                <w:sz w:val="20"/>
+                <w:szCs w:val="20"/>
+              </w:rPr>
+              <w:t xml:space="preserve">—</w:t>
+            </w:r>
+          </w:p>
+        </w:tc>
+      </w:tr>
+    </w:tbl>
+    <w:p>
+      <w:pPr>
+        <w:spacing w:after="100"/>
+      </w:pPr>
+      <w:r>
+        <w:rPr>
+          <w:rFonts w:ascii="Calibri" w:cs="Calibri" w:eastAsia="Calibri" w:hAnsi="Calibri"/>
+          <w:sz w:val="22"/>
+          <w:szCs w:val="22"/>
+        </w:rPr>
+        <w:t xml:space="preserve"/>
+      </w:r>
+    </w:p>
+    <w:p>
+      <w:pPr>
+        <w:pStyle w:val="ListParagraph"/>
+        <w:numPr>
+          <w:ilvl w:val="0"/>
+          <w:numId w:val="5"/>
+        </w:numPr>
+        <w:spacing w:after="80"/>
+      </w:pPr>
+      <w:r>
+        <w:rPr>
+          <w:rFonts w:ascii="Calibri" w:cs="Calibri" w:eastAsia="Calibri" w:hAnsi="Calibri"/>
+          <w:sz w:val="22"/>
+          <w:szCs w:val="22"/>
+        </w:rPr>
+        <w:t xml:space="preserve">El usuario completa los filtros que necesita y presiona el botón “Buscar”; el botón “Limpiar Filtros” los borra y vuelve a mostrar los eventos más recientes.</w:t>
+      </w:r>
+    </w:p>
+    <w:p>
+      <w:pPr>
+        <w:pStyle w:val="ListParagraph"/>
+        <w:numPr>
+          <w:ilvl w:val="0"/>
+          <w:numId w:val="5"/>
+        </w:numPr>
+        <w:spacing w:after="80"/>
+      </w:pPr>
+      <w:r>
+        <w:rPr>
+          <w:rFonts w:ascii="Calibri" w:cs="Calibri" w:eastAsia="Calibri" w:hAnsi="Calibri"/>
+          <w:sz w:val="22"/>
+          <w:szCs w:val="22"/>
+        </w:rPr>
+        <w:t xml:space="preserve">En la columna Detalles, el usuario presiona “Ver Cambios”; el sistema abre “Detalle de Trazabilidad: AUD-&lt;n&gt;”, con los “Valores Anteriores” y los valores nuevos del evento.</w:t>
+      </w:r>
+    </w:p>
+    <w:p>
+      <w:pPr>
+        <w:pStyle w:val="ListParagraph"/>
+        <w:numPr>
+          <w:ilvl w:val="0"/>
+          <w:numId w:val="5"/>
+        </w:numPr>
+        <w:spacing w:after="80"/>
+      </w:pPr>
+      <w:r>
+        <w:rPr>
+          <w:rFonts w:ascii="Calibri" w:cs="Calibri" w:eastAsia="Calibri" w:hAnsi="Calibri"/>
+          <w:sz w:val="22"/>
+          <w:szCs w:val="22"/>
+        </w:rPr>
+        <w:t xml:space="preserve">El usuario cierra la ventana con el botón “Cerrar”.</w:t>
       </w:r>
     </w:p>
     <w:p>
@@ -2945,7 +3828,7 @@
           <w:sz w:val="22"/>
           <w:szCs w:val="22"/>
         </w:rPr>
-        <w:t xml:space="preserve">El sistema intenta enviar la notificación y el envío falla por un problema con el correo o con el servidor de comunicaciones.</w:t>
+        <w:t xml:space="preserve">El envío falla por un problema con el correo o con el servidor de comunicaciones.</w:t>
       </w:r>
     </w:p>
     <w:p>
@@ -2963,7 +3846,7 @@
           <w:sz w:val="22"/>
           <w:szCs w:val="22"/>
         </w:rPr>
-        <w:t xml:space="preserve">El sistema registra el fallo.</w:t>
+        <w:t xml:space="preserve">El sistema registra el fallo y reintenta hasta 3 veces, con intervalos de 5 minutos.</w:t>
       </w:r>
     </w:p>
     <w:p>
@@ -2981,25 +3864,7 @@
           <w:sz w:val="22"/>
           <w:szCs w:val="22"/>
         </w:rPr>
-        <w:t xml:space="preserve">El sistema realiza hasta 3 reintentos con intervalos de 5 minutos.</w:t>
-      </w:r>
-    </w:p>
-    <w:p>
-      <w:pPr>
-        <w:pStyle w:val="ListParagraph"/>
-        <w:numPr>
-          <w:ilvl w:val="0"/>
-          <w:numId w:val="6"/>
-        </w:numPr>
-        <w:spacing w:after="80"/>
-      </w:pPr>
-      <w:r>
-        <w:rPr>
-          <w:rFonts w:ascii="Calibri" w:cs="Calibri" w:eastAsia="Calibri" w:hAnsi="Calibri"/>
-          <w:sz w:val="22"/>
-          <w:szCs w:val="22"/>
-        </w:rPr>
-        <w:t xml:space="preserve">Si el envío continúa fallando, el sistema registra la incidencia para revisión administrativa.</w:t>
+        <w:t xml:space="preserve">Si continúa fallando, el sistema deja la incidencia en estado “Revisión administrativa”, visible en “Bandeja de Notificaciones Automáticas”.</w:t>
       </w:r>
     </w:p>
     <w:p>
@@ -3033,7 +3898,7 @@
           <w:sz w:val="22"/>
           <w:szCs w:val="22"/>
         </w:rPr>
-        <w:t xml:space="preserve">FA02 – Datos de contacto no disponibles:</w:t>
+        <w:t xml:space="preserve">FA02 – Sin datos de contacto:</w:t>
       </w:r>
     </w:p>
     <w:p>
@@ -3051,7 +3916,7 @@
           <w:sz w:val="22"/>
           <w:szCs w:val="22"/>
         </w:rPr>
-        <w:t xml:space="preserve">El sistema identifica que no existe un medio de contacto válido para el destinatario.</w:t>
+        <w:t xml:space="preserve">El sistema detecta que el destinatario no tiene un correo válido.</w:t>
       </w:r>
     </w:p>
     <w:p>
@@ -3069,25 +3934,7 @@
           <w:sz w:val="22"/>
           <w:szCs w:val="22"/>
         </w:rPr>
-        <w:t xml:space="preserve">El sistema registra la incidencia (“Sin contacto válido”).</w:t>
-      </w:r>
-    </w:p>
-    <w:p>
-      <w:pPr>
-        <w:pStyle w:val="ListParagraph"/>
-        <w:numPr>
-          <w:ilvl w:val="0"/>
-          <w:numId w:val="7"/>
-        </w:numPr>
-        <w:spacing w:after="80"/>
-      </w:pPr>
-      <w:r>
-        <w:rPr>
-          <w:rFonts w:ascii="Calibri" w:cs="Calibri" w:eastAsia="Calibri" w:hAnsi="Calibri"/>
-          <w:sz w:val="22"/>
-          <w:szCs w:val="22"/>
-        </w:rPr>
-        <w:t xml:space="preserve">La operación que originó la notificación continúa sin bloquearse.</w:t>
+        <w:t xml:space="preserve">El sistema registra la incidencia como “Sin contacto válido”. La operación que originó el aviso continúa sin bloquearse.</w:t>
       </w:r>
     </w:p>
     <w:p>
@@ -3139,7 +3986,7 @@
           <w:sz w:val="22"/>
           <w:szCs w:val="22"/>
         </w:rPr>
-        <w:t xml:space="preserve">El sistema intenta almacenar un registro de auditoría y se produce un error técnico durante el almacenamiento.</w:t>
+        <w:t xml:space="preserve">Ocurre un error técnico al guardar el registro.</w:t>
       </w:r>
     </w:p>
     <w:p>
@@ -3157,25 +4004,7 @@
           <w:sz w:val="22"/>
           <w:szCs w:val="22"/>
         </w:rPr>
-        <w:t xml:space="preserve">El sistema registra la incidencia mediante el mecanismo de errores correspondiente.</w:t>
-      </w:r>
-    </w:p>
-    <w:p>
-      <w:pPr>
-        <w:pStyle w:val="ListParagraph"/>
-        <w:numPr>
-          <w:ilvl w:val="0"/>
-          <w:numId w:val="8"/>
-        </w:numPr>
-        <w:spacing w:after="80"/>
-      </w:pPr>
-      <w:r>
-        <w:rPr>
-          <w:rFonts w:ascii="Calibri" w:cs="Calibri" w:eastAsia="Calibri" w:hAnsi="Calibri"/>
-          <w:sz w:val="22"/>
-          <w:szCs w:val="22"/>
-        </w:rPr>
-        <w:t xml:space="preserve">La operación original del usuario continúa sin ser bloqueada, siempre que la política de seguridad del sistema lo permita.</w:t>
+        <w:t xml:space="preserve">El sistema deja constancia de la incidencia técnica y la operación original continúa sin bloquearse.</w:t>
       </w:r>
     </w:p>
     <w:p>
@@ -3209,7 +4038,7 @@
           <w:sz w:val="22"/>
           <w:szCs w:val="22"/>
         </w:rPr>
-        <w:t xml:space="preserve">FA04 – Información insuficiente para auditoría:</w:t>
+        <w:t xml:space="preserve">FA04 – Información insuficiente para auditar:</w:t>
       </w:r>
     </w:p>
     <w:p>
@@ -3227,7 +4056,7 @@
           <w:sz w:val="22"/>
           <w:szCs w:val="22"/>
         </w:rPr>
-        <w:t xml:space="preserve">El sistema detecta que falta información necesaria para generar el registro.</w:t>
+        <w:t xml:space="preserve">El sistema detecta que falta información para completar el registro.</w:t>
       </w:r>
     </w:p>
     <w:p>
@@ -3279,7 +4108,7 @@
           <w:sz w:val="22"/>
           <w:szCs w:val="22"/>
         </w:rPr>
-        <w:t xml:space="preserve">FA05 – Intento de consultar la bitácora sin permisos:</w:t>
+        <w:t xml:space="preserve">FA05 – Sin permisos para consultar:</w:t>
       </w:r>
     </w:p>
     <w:p>
@@ -3297,7 +4126,7 @@
           <w:sz w:val="22"/>
           <w:szCs w:val="22"/>
         </w:rPr>
-        <w:t xml:space="preserve">Un usuario sin rol de Administrador General intenta acceder a la bitácora.</w:t>
+        <w:t xml:space="preserve">Un usuario sin el rol necesario intenta consultar las notificaciones o la bitácora.</w:t>
       </w:r>
     </w:p>
     <w:p>
@@ -3315,7 +4144,7 @@
           <w:sz w:val="22"/>
           <w:szCs w:val="22"/>
         </w:rPr>
-        <w:t xml:space="preserve">El sistema rechaza el acceso y muestra el mensaje: “No posee permisos suficientes para realizar la acción”.</w:t>
+        <w:t xml:space="preserve">El sistema no muestra los botones correspondientes y, si se intenta por otra vía, rechaza la operación con el mensaje: “No posee permisos suficientes para realizar la acción”.</w:t>
       </w:r>
     </w:p>
     <w:p>
@@ -3334,6 +4163,146 @@
           <w:szCs w:val="22"/>
         </w:rPr>
         <w:t xml:space="preserve">Fin del flujo alterno.</w:t>
+      </w:r>
+    </w:p>
+    <w:p>
+      <w:pPr>
+        <w:keepNext/>
+        <w:spacing w:after="60" w:before="140"/>
+      </w:pPr>
+      <w:r>
+        <w:rPr>
+          <w:rFonts w:ascii="Calibri" w:cs="Calibri" w:eastAsia="Calibri" w:hAnsi="Calibri"/>
+          <w:b/>
+          <w:bCs/>
+          <w:sz w:val="22"/>
+          <w:szCs w:val="22"/>
+        </w:rPr>
+        <w:t xml:space="preserve">FA06 – Aún no hay registros:</w:t>
+      </w:r>
+    </w:p>
+    <w:p>
+      <w:pPr>
+        <w:pStyle w:val="ListParagraph"/>
+        <w:numPr>
+          <w:ilvl w:val="0"/>
+          <w:numId w:val="11"/>
+        </w:numPr>
+        <w:spacing w:after="80"/>
+      </w:pPr>
+      <w:r>
+        <w:rPr>
+          <w:rFonts w:ascii="Calibri" w:cs="Calibri" w:eastAsia="Calibri" w:hAnsi="Calibri"/>
+          <w:sz w:val="22"/>
+          <w:szCs w:val="22"/>
+        </w:rPr>
+        <w:t xml:space="preserve">No se han generado notificaciones o eventos auditables.</w:t>
+      </w:r>
+    </w:p>
+    <w:p>
+      <w:pPr>
+        <w:pStyle w:val="ListParagraph"/>
+        <w:numPr>
+          <w:ilvl w:val="0"/>
+          <w:numId w:val="11"/>
+        </w:numPr>
+        <w:spacing w:after="80"/>
+      </w:pPr>
+      <w:r>
+        <w:rPr>
+          <w:rFonts w:ascii="Calibri" w:cs="Calibri" w:eastAsia="Calibri" w:hAnsi="Calibri"/>
+          <w:sz w:val="22"/>
+          <w:szCs w:val="22"/>
+        </w:rPr>
+        <w:t xml:space="preserve">El sistema muestra el mensaje “Aún no se han generado notificaciones automáticas.” o “Aún no se han registrado eventos auditables.”, según la ventana.</w:t>
+      </w:r>
+    </w:p>
+    <w:p>
+      <w:pPr>
+        <w:pStyle w:val="ListParagraph"/>
+        <w:numPr>
+          <w:ilvl w:val="0"/>
+          <w:numId w:val="11"/>
+        </w:numPr>
+        <w:spacing w:after="80"/>
+      </w:pPr>
+      <w:r>
+        <w:rPr>
+          <w:rFonts w:ascii="Calibri" w:cs="Calibri" w:eastAsia="Calibri" w:hAnsi="Calibri"/>
+          <w:sz w:val="22"/>
+          <w:szCs w:val="22"/>
+        </w:rPr>
+        <w:t xml:space="preserve">Fin del flujo alterno.</w:t>
+      </w:r>
+    </w:p>
+    <w:p>
+      <w:pPr>
+        <w:keepNext/>
+        <w:spacing w:after="60" w:before="140"/>
+      </w:pPr>
+      <w:r>
+        <w:rPr>
+          <w:rFonts w:ascii="Calibri" w:cs="Calibri" w:eastAsia="Calibri" w:hAnsi="Calibri"/>
+          <w:b/>
+          <w:bCs/>
+          <w:sz w:val="22"/>
+          <w:szCs w:val="22"/>
+        </w:rPr>
+        <w:t xml:space="preserve">FA07 – Criterios de la bitácora inválidos o sin resultados:</w:t>
+      </w:r>
+    </w:p>
+    <w:p>
+      <w:pPr>
+        <w:pStyle w:val="ListParagraph"/>
+        <w:numPr>
+          <w:ilvl w:val="0"/>
+          <w:numId w:val="12"/>
+        </w:numPr>
+        <w:spacing w:after="80"/>
+      </w:pPr>
+      <w:r>
+        <w:rPr>
+          <w:rFonts w:ascii="Calibri" w:cs="Calibri" w:eastAsia="Calibri" w:hAnsi="Calibri"/>
+          <w:sz w:val="22"/>
+          <w:szCs w:val="22"/>
+        </w:rPr>
+        <w:t xml:space="preserve">El usuario escribe una fecha con formato incorrecto, o los filtros no coinciden con ningún evento.</w:t>
+      </w:r>
+    </w:p>
+    <w:p>
+      <w:pPr>
+        <w:pStyle w:val="ListParagraph"/>
+        <w:numPr>
+          <w:ilvl w:val="0"/>
+          <w:numId w:val="12"/>
+        </w:numPr>
+        <w:spacing w:after="80"/>
+      </w:pPr>
+      <w:r>
+        <w:rPr>
+          <w:rFonts w:ascii="Calibri" w:cs="Calibri" w:eastAsia="Calibri" w:hAnsi="Calibri"/>
+          <w:sz w:val="22"/>
+          <w:szCs w:val="22"/>
+        </w:rPr>
+        <w:t xml:space="preserve">Si la fecha es inválida, el sistema muestra el mensaje “La fecha inicial es inválida. Use el formato DD/MM/AAAA” o “La fecha final es inválida. Use el formato DD/MM/AAAA”; si no hay coincidencias, muestra “No se encontraron eventos con los criterios seleccionados.”</w:t>
+      </w:r>
+    </w:p>
+    <w:p>
+      <w:pPr>
+        <w:pStyle w:val="ListParagraph"/>
+        <w:numPr>
+          <w:ilvl w:val="0"/>
+          <w:numId w:val="12"/>
+        </w:numPr>
+        <w:spacing w:after="80"/>
+      </w:pPr>
+      <w:r>
+        <w:rPr>
+          <w:rFonts w:ascii="Calibri" w:cs="Calibri" w:eastAsia="Calibri" w:hAnsi="Calibri"/>
+          <w:sz w:val="22"/>
+          <w:szCs w:val="22"/>
+        </w:rPr>
+        <w:t xml:space="preserve">El usuario corrige los filtros y retorna al paso 4 del Flujo 3.</w:t>
       </w:r>
     </w:p>
     <w:p>
@@ -3368,7 +4337,7 @@
           <w:sz w:val="22"/>
           <w:szCs w:val="22"/>
         </w:rPr>
-        <w:t xml:space="preserve">El destinatario recibe la notificación cuando el envío se completa correctamente; el resultado del envío queda registrado y los errores quedan identificados para su revisión.</w:t>
+        <w:t xml:space="preserve">El destinatario recibe el aviso cuando el envío se completa; el resultado queda guardado y los fallos quedan identificados para su revisión.</w:t>
       </w:r>
     </w:p>
     <w:p>
@@ -3386,25 +4355,7 @@
           <w:sz w:val="22"/>
           <w:szCs w:val="22"/>
         </w:rPr>
-        <w:t xml:space="preserve">La acción realizada queda registrada en la bitácora con información suficiente para identificar el evento, y conserva la trazabilidad de las operaciones.</w:t>
-      </w:r>
-    </w:p>
-    <w:p>
-      <w:pPr>
-        <w:pStyle w:val="ListParagraph"/>
-        <w:numPr>
-          <w:ilvl w:val="0"/>
-          <w:numId w:val="2"/>
-        </w:numPr>
-        <w:spacing w:after="60"/>
-      </w:pPr>
-      <w:r>
-        <w:rPr>
-          <w:rFonts w:ascii="Calibri" w:cs="Calibri" w:eastAsia="Calibri" w:hAnsi="Calibri"/>
-          <w:sz w:val="22"/>
-          <w:szCs w:val="22"/>
-        </w:rPr>
-        <w:t xml:space="preserve">Los registros quedan disponibles para revisión por el Administrador General.</w:t>
+        <w:t xml:space="preserve">La acción queda registrada en la bitácora con información suficiente para identificar el evento, y el Administrador General puede consultarla.</w:t>
       </w:r>
     </w:p>
     <w:p>
@@ -3455,7 +4406,7 @@
           <w:sz w:val="22"/>
           <w:szCs w:val="22"/>
         </w:rPr>
-        <w:t xml:space="preserve">Las notificaciones deben generarse automáticamente, sin intervención manual, en menos de 5 segundos tras el evento.</w:t>
+        <w:t xml:space="preserve">Las notificaciones se generan automáticamente, sin intervención manual, en menos de 5 segundos después del evento.</w:t>
       </w:r>
     </w:p>
     <w:p>
@@ -3473,7 +4424,7 @@
           <w:sz w:val="22"/>
           <w:szCs w:val="22"/>
         </w:rPr>
-        <w:t xml:space="preserve">El sistema debe implementar mecanismos de reintento cuando el envío falle y registrar fecha, hora, tipo de notificación y resultado.</w:t>
+        <w:t xml:space="preserve">El sistema reintenta los envíos fallidos y registra fecha, hora, tipo y resultado de cada notificación.</w:t>
       </w:r>
     </w:p>
     <w:p>
@@ -3507,7 +4458,7 @@
           <w:sz w:val="22"/>
           <w:szCs w:val="22"/>
         </w:rPr>
-        <w:t xml:space="preserve">Los registros de auditoría deben estar protegidos contra modificaciones no autorizadas, no pueden editarse manualmente ni eliminarse sin autorización y mecanismo de control definido.</w:t>
+        <w:t xml:space="preserve">Los registros están protegidos contra modificaciones: no se editan ni se eliminan sin una autorización y un control definidos.</w:t>
       </w:r>
     </w:p>
     <w:p>
@@ -3543,7 +4494,7 @@
           <w:sz w:val="22"/>
           <w:szCs w:val="22"/>
         </w:rPr>
-        <w:t xml:space="preserve">Cada registro debe contener, como mínimo, la acción realizada, fecha y hora y usuario o proceso responsable.</w:t>
+        <w:t xml:space="preserve">Cada registro contiene, como mínimo, la acción, la fecha y hora y el usuario o proceso responsable.</w:t>
       </w:r>
     </w:p>
     <w:p>
@@ -3561,7 +4512,7 @@
           <w:sz w:val="22"/>
           <w:szCs w:val="22"/>
         </w:rPr>
-        <w:t xml:space="preserve">Un fallo en la bitácora debe quedar registrado para su revisión y no debe alterar los datos de la operación original.</w:t>
+        <w:t xml:space="preserve">Un fallo en la bitácora queda registrado para su revisión y no altera la operación original.</w:t>
       </w:r>
     </w:p>
     <w:p>
@@ -4228,6 +5179,30 @@
     </w:lvl>
   </w:abstractNum>
   <w:abstractNum w:abstractNumId="10" w15:restartNumberingAfterBreak="0">
+    <w:multiLevelType w:val="hybridMultilevel"/>
+    <w:lvl w:ilvl="0" w:tentative="1">
+      <w:start w:val="1"/>
+      <w:numFmt w:val="decimal"/>
+      <w:lvlText w:val="%1."/>
+      <w:lvlJc w:val="left"/>
+      <w:pPr>
+        <w:ind w:left="540" w:hanging="360"/>
+      </w:pPr>
+    </w:lvl>
+  </w:abstractNum>
+  <w:abstractNum w:abstractNumId="11" w15:restartNumberingAfterBreak="0">
+    <w:multiLevelType w:val="hybridMultilevel"/>
+    <w:lvl w:ilvl="0" w:tentative="1">
+      <w:start w:val="1"/>
+      <w:numFmt w:val="decimal"/>
+      <w:lvlText w:val="%1."/>
+      <w:lvlJc w:val="left"/>
+      <w:pPr>
+        <w:ind w:left="540" w:hanging="360"/>
+      </w:pPr>
+    </w:lvl>
+  </w:abstractNum>
+  <w:abstractNum w:abstractNumId="12" w15:restartNumberingAfterBreak="0">
     <w:multiLevelType w:val="hybridMultilevel"/>
     <w:lvl w:ilvl="0" w:tentative="1">
       <w:start w:val="1"/>
@@ -4295,6 +5270,18 @@
   </w:num>
   <w:num w:numId="10">
     <w:abstractNumId w:val="10"/>
+    <w:lvlOverride w:ilvl="0">
+      <w:startOverride w:val="1"/>
+    </w:lvlOverride>
+  </w:num>
+  <w:num w:numId="11">
+    <w:abstractNumId w:val="11"/>
+    <w:lvlOverride w:ilvl="0">
+      <w:startOverride w:val="1"/>
+    </w:lvlOverride>
+  </w:num>
+  <w:num w:numId="12">
+    <w:abstractNumId w:val="12"/>
     <w:lvlOverride w:ilvl="0">
       <w:startOverride w:val="1"/>
     </w:lvlOverride>
